--- a/Esctructura de Datos Tarea 1/Tarea 1 Estructura de Datos y Algoritmos..docx
+++ b/Esctructura de Datos Tarea 1/Tarea 1 Estructura de Datos y Algoritmos..docx
@@ -364,7 +364,6 @@
           <w:color w:val="000000" w:themeColor="text1"/>
           <w:sz w:val="32"/>
           <w:szCs w:val="28"/>
-          <w:lang w:val="en-US"/>
         </w:rPr>
         <w:t>?</w:t>
       </w:r>
@@ -511,7 +510,21 @@
         <w:rPr>
           <w:color w:val="000000" w:themeColor="text1"/>
         </w:rPr>
-        <w:t>Paquete: universidad.usuarios | Archivo: Estudiante.java</w:t>
+        <w:t xml:space="preserve">Paquete: </w:t>
+      </w:r>
+      <w:proofErr w:type="spellStart"/>
+      <w:r>
+        <w:rPr>
+          <w:color w:val="000000" w:themeColor="text1"/>
+        </w:rPr>
+        <w:t>universidad.usuarios</w:t>
+      </w:r>
+      <w:proofErr w:type="spellEnd"/>
+      <w:r>
+        <w:rPr>
+          <w:color w:val="000000" w:themeColor="text1"/>
+        </w:rPr>
+        <w:t xml:space="preserve"> | Archivo: Estudiante.java</w:t>
       </w:r>
       <w:r>
         <w:rPr>
@@ -587,19 +600,21 @@
         <w:rPr>
           <w:color w:val="000000" w:themeColor="text1"/>
         </w:rPr>
-        <w:t>Paquete: universidad.</w:t>
-      </w:r>
-      <w:r>
-        <w:rPr>
-          <w:color w:val="000000" w:themeColor="text1"/>
-        </w:rPr>
-        <w:t xml:space="preserve"> </w:t>
-      </w:r>
-      <w:r>
-        <w:rPr>
-          <w:color w:val="000000" w:themeColor="text1"/>
-        </w:rPr>
-        <w:t>infraesctructura | Archivo: Laboratorio.java</w:t>
+        <w:t xml:space="preserve">Paquete: universidad. </w:t>
+      </w:r>
+      <w:proofErr w:type="spellStart"/>
+      <w:r>
+        <w:rPr>
+          <w:color w:val="000000" w:themeColor="text1"/>
+        </w:rPr>
+        <w:t>infraesctructura</w:t>
+      </w:r>
+      <w:proofErr w:type="spellEnd"/>
+      <w:r>
+        <w:rPr>
+          <w:color w:val="000000" w:themeColor="text1"/>
+        </w:rPr>
+        <w:t xml:space="preserve"> | Archivo: Laboratorio.java</w:t>
       </w:r>
       <w:r>
         <w:rPr>
@@ -615,11 +630,33 @@
           <w:color w:val="000000" w:themeColor="text1"/>
         </w:rPr>
       </w:pPr>
-      <w:r>
-        <w:rPr>
-          <w:color w:val="000000" w:themeColor="text1"/>
-        </w:rPr>
-        <w:t>package universidad.infraesctructura;</w:t>
+      <w:proofErr w:type="spellStart"/>
+      <w:r>
+        <w:rPr>
+          <w:color w:val="000000" w:themeColor="text1"/>
+        </w:rPr>
+        <w:t>package</w:t>
+      </w:r>
+      <w:proofErr w:type="spellEnd"/>
+      <w:r>
+        <w:rPr>
+          <w:color w:val="000000" w:themeColor="text1"/>
+        </w:rPr>
+        <w:t xml:space="preserve"> </w:t>
+      </w:r>
+      <w:proofErr w:type="spellStart"/>
+      <w:r>
+        <w:rPr>
+          <w:color w:val="000000" w:themeColor="text1"/>
+        </w:rPr>
+        <w:t>universidad.infraesctructura</w:t>
+      </w:r>
+      <w:proofErr w:type="spellEnd"/>
+      <w:r>
+        <w:rPr>
+          <w:color w:val="000000" w:themeColor="text1"/>
+        </w:rPr>
+        <w:t>;</w:t>
       </w:r>
     </w:p>
     <w:p>
@@ -630,11 +667,33 @@
           <w:color w:val="000000" w:themeColor="text1"/>
         </w:rPr>
       </w:pPr>
-      <w:r>
-        <w:rPr>
-          <w:color w:val="000000" w:themeColor="text1"/>
-        </w:rPr>
-        <w:t>public class Laboratorio {</w:t>
+      <w:proofErr w:type="spellStart"/>
+      <w:r>
+        <w:rPr>
+          <w:color w:val="000000" w:themeColor="text1"/>
+        </w:rPr>
+        <w:t>public</w:t>
+      </w:r>
+      <w:proofErr w:type="spellEnd"/>
+      <w:r>
+        <w:rPr>
+          <w:color w:val="000000" w:themeColor="text1"/>
+        </w:rPr>
+        <w:t xml:space="preserve"> </w:t>
+      </w:r>
+      <w:proofErr w:type="spellStart"/>
+      <w:r>
+        <w:rPr>
+          <w:color w:val="000000" w:themeColor="text1"/>
+        </w:rPr>
+        <w:t>class</w:t>
+      </w:r>
+      <w:proofErr w:type="spellEnd"/>
+      <w:r>
+        <w:rPr>
+          <w:color w:val="000000" w:themeColor="text1"/>
+        </w:rPr>
+        <w:t xml:space="preserve"> Laboratorio {</w:t>
       </w:r>
     </w:p>
     <w:p>
@@ -650,7 +709,34 @@
           <w:color w:val="000000" w:themeColor="text1"/>
         </w:rPr>
         <w:tab/>
-        <w:t>private String nombreLab;</w:t>
+      </w:r>
+      <w:proofErr w:type="spellStart"/>
+      <w:r>
+        <w:rPr>
+          <w:color w:val="000000" w:themeColor="text1"/>
+        </w:rPr>
+        <w:t>private</w:t>
+      </w:r>
+      <w:proofErr w:type="spellEnd"/>
+      <w:r>
+        <w:rPr>
+          <w:color w:val="000000" w:themeColor="text1"/>
+        </w:rPr>
+        <w:t xml:space="preserve"> String </w:t>
+      </w:r>
+      <w:proofErr w:type="spellStart"/>
+      <w:r>
+        <w:rPr>
+          <w:color w:val="000000" w:themeColor="text1"/>
+        </w:rPr>
+        <w:t>nombreLab</w:t>
+      </w:r>
+      <w:proofErr w:type="spellEnd"/>
+      <w:r>
+        <w:rPr>
+          <w:color w:val="000000" w:themeColor="text1"/>
+        </w:rPr>
+        <w:t>;</w:t>
       </w:r>
     </w:p>
     <w:p>
@@ -665,7 +751,35 @@
         <w:rPr>
           <w:color w:val="000000" w:themeColor="text1"/>
         </w:rPr>
-        <w:t xml:space="preserve">    private int capacidad;</w:t>
+        <w:t xml:space="preserve">    </w:t>
+      </w:r>
+      <w:proofErr w:type="spellStart"/>
+      <w:r>
+        <w:rPr>
+          <w:color w:val="000000" w:themeColor="text1"/>
+        </w:rPr>
+        <w:t>private</w:t>
+      </w:r>
+      <w:proofErr w:type="spellEnd"/>
+      <w:r>
+        <w:rPr>
+          <w:color w:val="000000" w:themeColor="text1"/>
+        </w:rPr>
+        <w:t xml:space="preserve"> </w:t>
+      </w:r>
+      <w:proofErr w:type="spellStart"/>
+      <w:r>
+        <w:rPr>
+          <w:color w:val="000000" w:themeColor="text1"/>
+        </w:rPr>
+        <w:t>int</w:t>
+      </w:r>
+      <w:proofErr w:type="spellEnd"/>
+      <w:r>
+        <w:rPr>
+          <w:color w:val="000000" w:themeColor="text1"/>
+        </w:rPr>
+        <w:t xml:space="preserve"> capacidad;</w:t>
       </w:r>
     </w:p>
     <w:p>
@@ -680,7 +794,49 @@
         <w:rPr>
           <w:color w:val="000000" w:themeColor="text1"/>
         </w:rPr>
-        <w:t xml:space="preserve">    private boolean equiposEncendidos;</w:t>
+        <w:t xml:space="preserve">    </w:t>
+      </w:r>
+      <w:proofErr w:type="spellStart"/>
+      <w:r>
+        <w:rPr>
+          <w:color w:val="000000" w:themeColor="text1"/>
+        </w:rPr>
+        <w:t>private</w:t>
+      </w:r>
+      <w:proofErr w:type="spellEnd"/>
+      <w:r>
+        <w:rPr>
+          <w:color w:val="000000" w:themeColor="text1"/>
+        </w:rPr>
+        <w:t xml:space="preserve"> </w:t>
+      </w:r>
+      <w:proofErr w:type="spellStart"/>
+      <w:r>
+        <w:rPr>
+          <w:color w:val="000000" w:themeColor="text1"/>
+        </w:rPr>
+        <w:t>boolean</w:t>
+      </w:r>
+      <w:proofErr w:type="spellEnd"/>
+      <w:r>
+        <w:rPr>
+          <w:color w:val="000000" w:themeColor="text1"/>
+        </w:rPr>
+        <w:t xml:space="preserve"> </w:t>
+      </w:r>
+      <w:proofErr w:type="spellStart"/>
+      <w:r>
+        <w:rPr>
+          <w:color w:val="000000" w:themeColor="text1"/>
+        </w:rPr>
+        <w:t>equiposEncendidos</w:t>
+      </w:r>
+      <w:proofErr w:type="spellEnd"/>
+      <w:r>
+        <w:rPr>
+          <w:color w:val="000000" w:themeColor="text1"/>
+        </w:rPr>
+        <w:t>;</w:t>
       </w:r>
     </w:p>
     <w:p>
@@ -704,7 +860,49 @@
         <w:rPr>
           <w:color w:val="000000" w:themeColor="text1"/>
         </w:rPr>
-        <w:t xml:space="preserve">    public Laboratorio(String nombreLab, int capacidad) {</w:t>
+        <w:t xml:space="preserve">    </w:t>
+      </w:r>
+      <w:proofErr w:type="spellStart"/>
+      <w:r>
+        <w:rPr>
+          <w:color w:val="000000" w:themeColor="text1"/>
+        </w:rPr>
+        <w:t>public</w:t>
+      </w:r>
+      <w:proofErr w:type="spellEnd"/>
+      <w:r>
+        <w:rPr>
+          <w:color w:val="000000" w:themeColor="text1"/>
+        </w:rPr>
+        <w:t xml:space="preserve"> Laboratorio(String </w:t>
+      </w:r>
+      <w:proofErr w:type="spellStart"/>
+      <w:r>
+        <w:rPr>
+          <w:color w:val="000000" w:themeColor="text1"/>
+        </w:rPr>
+        <w:t>nombreLab</w:t>
+      </w:r>
+      <w:proofErr w:type="spellEnd"/>
+      <w:r>
+        <w:rPr>
+          <w:color w:val="000000" w:themeColor="text1"/>
+        </w:rPr>
+        <w:t xml:space="preserve">, </w:t>
+      </w:r>
+      <w:proofErr w:type="spellStart"/>
+      <w:r>
+        <w:rPr>
+          <w:color w:val="000000" w:themeColor="text1"/>
+        </w:rPr>
+        <w:t>int</w:t>
+      </w:r>
+      <w:proofErr w:type="spellEnd"/>
+      <w:r>
+        <w:rPr>
+          <w:color w:val="000000" w:themeColor="text1"/>
+        </w:rPr>
+        <w:t xml:space="preserve"> capacidad) {</w:t>
       </w:r>
     </w:p>
     <w:p>
@@ -722,13 +920,23 @@
         </w:rPr>
         <w:t xml:space="preserve">        </w:t>
       </w:r>
+      <w:proofErr w:type="spellStart"/>
       <w:r>
         <w:rPr>
           <w:color w:val="000000" w:themeColor="text1"/>
           <w:lang w:val="es-419"/>
         </w:rPr>
-        <w:t xml:space="preserve">this.nombreLab = </w:t>
-      </w:r>
+        <w:t>this.nombreLab</w:t>
+      </w:r>
+      <w:proofErr w:type="spellEnd"/>
+      <w:r>
+        <w:rPr>
+          <w:color w:val="000000" w:themeColor="text1"/>
+          <w:lang w:val="es-419"/>
+        </w:rPr>
+        <w:t xml:space="preserve"> = </w:t>
+      </w:r>
+      <w:proofErr w:type="spellStart"/>
       <w:r>
         <w:rPr>
           <w:color w:val="000000" w:themeColor="text1"/>
@@ -737,6 +945,7 @@
         </w:rPr>
         <w:t>nombreLab</w:t>
       </w:r>
+      <w:proofErr w:type="spellEnd"/>
       <w:r>
         <w:rPr>
           <w:color w:val="000000" w:themeColor="text1"/>
@@ -759,7 +968,23 @@
           <w:color w:val="000000" w:themeColor="text1"/>
           <w:lang w:val="es-419"/>
         </w:rPr>
-        <w:t xml:space="preserve">        this.capacidad = capacidad;</w:t>
+        <w:t xml:space="preserve">        </w:t>
+      </w:r>
+      <w:proofErr w:type="spellStart"/>
+      <w:r>
+        <w:rPr>
+          <w:color w:val="000000" w:themeColor="text1"/>
+          <w:lang w:val="es-419"/>
+        </w:rPr>
+        <w:t>this.capacidad</w:t>
+      </w:r>
+      <w:proofErr w:type="spellEnd"/>
+      <w:r>
+        <w:rPr>
+          <w:color w:val="000000" w:themeColor="text1"/>
+          <w:lang w:val="es-419"/>
+        </w:rPr>
+        <w:t xml:space="preserve"> = capacidad;</w:t>
       </w:r>
     </w:p>
     <w:p>
@@ -776,7 +1001,23 @@
           <w:color w:val="000000" w:themeColor="text1"/>
           <w:lang w:val="es-419"/>
         </w:rPr>
-        <w:t xml:space="preserve">        this.equiposEncendidos = false;</w:t>
+        <w:t xml:space="preserve">        </w:t>
+      </w:r>
+      <w:proofErr w:type="spellStart"/>
+      <w:r>
+        <w:rPr>
+          <w:color w:val="000000" w:themeColor="text1"/>
+          <w:lang w:val="es-419"/>
+        </w:rPr>
+        <w:t>this.equiposEncendidos</w:t>
+      </w:r>
+      <w:proofErr w:type="spellEnd"/>
+      <w:r>
+        <w:rPr>
+          <w:color w:val="000000" w:themeColor="text1"/>
+          <w:lang w:val="es-419"/>
+        </w:rPr>
+        <w:t xml:space="preserve"> = false;</w:t>
       </w:r>
     </w:p>
     <w:p>
@@ -820,7 +1061,55 @@
           <w:color w:val="000000" w:themeColor="text1"/>
           <w:lang w:val="es-419"/>
         </w:rPr>
-        <w:t xml:space="preserve">    public void abrirLaboratorio() {</w:t>
+        <w:t xml:space="preserve">    </w:t>
+      </w:r>
+      <w:proofErr w:type="spellStart"/>
+      <w:r>
+        <w:rPr>
+          <w:color w:val="000000" w:themeColor="text1"/>
+          <w:lang w:val="es-419"/>
+        </w:rPr>
+        <w:t>public</w:t>
+      </w:r>
+      <w:proofErr w:type="spellEnd"/>
+      <w:r>
+        <w:rPr>
+          <w:color w:val="000000" w:themeColor="text1"/>
+          <w:lang w:val="es-419"/>
+        </w:rPr>
+        <w:t xml:space="preserve"> </w:t>
+      </w:r>
+      <w:proofErr w:type="spellStart"/>
+      <w:r>
+        <w:rPr>
+          <w:color w:val="000000" w:themeColor="text1"/>
+          <w:lang w:val="es-419"/>
+        </w:rPr>
+        <w:t>void</w:t>
+      </w:r>
+      <w:proofErr w:type="spellEnd"/>
+      <w:r>
+        <w:rPr>
+          <w:color w:val="000000" w:themeColor="text1"/>
+          <w:lang w:val="es-419"/>
+        </w:rPr>
+        <w:t xml:space="preserve"> </w:t>
+      </w:r>
+      <w:proofErr w:type="spellStart"/>
+      <w:r>
+        <w:rPr>
+          <w:color w:val="000000" w:themeColor="text1"/>
+          <w:lang w:val="es-419"/>
+        </w:rPr>
+        <w:t>abrirLaboratorio</w:t>
+      </w:r>
+      <w:proofErr w:type="spellEnd"/>
+      <w:r>
+        <w:rPr>
+          <w:color w:val="000000" w:themeColor="text1"/>
+          <w:lang w:val="es-419"/>
+        </w:rPr>
+        <w:t>() {</w:t>
       </w:r>
     </w:p>
     <w:p>
@@ -837,7 +1126,23 @@
           <w:color w:val="000000" w:themeColor="text1"/>
           <w:lang w:val="es-419"/>
         </w:rPr>
-        <w:t xml:space="preserve">        equiposEncendidos = true;</w:t>
+        <w:t xml:space="preserve">        </w:t>
+      </w:r>
+      <w:proofErr w:type="spellStart"/>
+      <w:r>
+        <w:rPr>
+          <w:color w:val="000000" w:themeColor="text1"/>
+          <w:lang w:val="es-419"/>
+        </w:rPr>
+        <w:t>equiposEncendidos</w:t>
+      </w:r>
+      <w:proofErr w:type="spellEnd"/>
+      <w:r>
+        <w:rPr>
+          <w:color w:val="000000" w:themeColor="text1"/>
+          <w:lang w:val="es-419"/>
+        </w:rPr>
+        <w:t xml:space="preserve"> = true;</w:t>
       </w:r>
     </w:p>
     <w:p>
@@ -854,7 +1159,15 @@
           <w:color w:val="000000" w:themeColor="text1"/>
           <w:lang w:val="es-419"/>
         </w:rPr>
-        <w:t xml:space="preserve">        System.</w:t>
+        <w:t xml:space="preserve">        </w:t>
+      </w:r>
+      <w:proofErr w:type="spellStart"/>
+      <w:r>
+        <w:rPr>
+          <w:color w:val="000000" w:themeColor="text1"/>
+          <w:lang w:val="es-419"/>
+        </w:rPr>
+        <w:t>System.</w:t>
       </w:r>
       <w:r>
         <w:rPr>
@@ -872,7 +1185,47 @@
           <w:color w:val="000000" w:themeColor="text1"/>
           <w:lang w:val="es-419"/>
         </w:rPr>
-        <w:t>.println("El laboratorio " + nombreLab + " ha sido abierto. ¿Equipos encendidos? " + equiposEncendidos);</w:t>
+        <w:t>.println</w:t>
+      </w:r>
+      <w:proofErr w:type="spellEnd"/>
+      <w:r>
+        <w:rPr>
+          <w:color w:val="000000" w:themeColor="text1"/>
+          <w:lang w:val="es-419"/>
+        </w:rPr>
+        <w:t xml:space="preserve">("El laboratorio " + </w:t>
+      </w:r>
+      <w:proofErr w:type="spellStart"/>
+      <w:r>
+        <w:rPr>
+          <w:color w:val="000000" w:themeColor="text1"/>
+          <w:lang w:val="es-419"/>
+        </w:rPr>
+        <w:t>nombreLab</w:t>
+      </w:r>
+      <w:proofErr w:type="spellEnd"/>
+      <w:r>
+        <w:rPr>
+          <w:color w:val="000000" w:themeColor="text1"/>
+          <w:lang w:val="es-419"/>
+        </w:rPr>
+        <w:t xml:space="preserve"> + " ha sido abierto. ¿Equipos encendidos? " + </w:t>
+      </w:r>
+      <w:proofErr w:type="spellStart"/>
+      <w:r>
+        <w:rPr>
+          <w:color w:val="000000" w:themeColor="text1"/>
+          <w:lang w:val="es-419"/>
+        </w:rPr>
+        <w:t>equiposEncendidos</w:t>
+      </w:r>
+      <w:proofErr w:type="spellEnd"/>
+      <w:r>
+        <w:rPr>
+          <w:color w:val="000000" w:themeColor="text1"/>
+          <w:lang w:val="es-419"/>
+        </w:rPr>
+        <w:t>);</w:t>
       </w:r>
     </w:p>
     <w:p>
@@ -916,7 +1269,55 @@
           <w:color w:val="000000" w:themeColor="text1"/>
           <w:lang w:val="es-419"/>
         </w:rPr>
-        <w:t xml:space="preserve">    public void mostrarInformacion() {</w:t>
+        <w:t xml:space="preserve">    </w:t>
+      </w:r>
+      <w:proofErr w:type="spellStart"/>
+      <w:r>
+        <w:rPr>
+          <w:color w:val="000000" w:themeColor="text1"/>
+          <w:lang w:val="es-419"/>
+        </w:rPr>
+        <w:t>public</w:t>
+      </w:r>
+      <w:proofErr w:type="spellEnd"/>
+      <w:r>
+        <w:rPr>
+          <w:color w:val="000000" w:themeColor="text1"/>
+          <w:lang w:val="es-419"/>
+        </w:rPr>
+        <w:t xml:space="preserve"> </w:t>
+      </w:r>
+      <w:proofErr w:type="spellStart"/>
+      <w:r>
+        <w:rPr>
+          <w:color w:val="000000" w:themeColor="text1"/>
+          <w:lang w:val="es-419"/>
+        </w:rPr>
+        <w:t>void</w:t>
+      </w:r>
+      <w:proofErr w:type="spellEnd"/>
+      <w:r>
+        <w:rPr>
+          <w:color w:val="000000" w:themeColor="text1"/>
+          <w:lang w:val="es-419"/>
+        </w:rPr>
+        <w:t xml:space="preserve"> </w:t>
+      </w:r>
+      <w:proofErr w:type="spellStart"/>
+      <w:r>
+        <w:rPr>
+          <w:color w:val="000000" w:themeColor="text1"/>
+          <w:lang w:val="es-419"/>
+        </w:rPr>
+        <w:t>mostrarInformacion</w:t>
+      </w:r>
+      <w:proofErr w:type="spellEnd"/>
+      <w:r>
+        <w:rPr>
+          <w:color w:val="000000" w:themeColor="text1"/>
+          <w:lang w:val="es-419"/>
+        </w:rPr>
+        <w:t>() {</w:t>
       </w:r>
     </w:p>
     <w:p>
@@ -933,7 +1334,15 @@
           <w:color w:val="000000" w:themeColor="text1"/>
           <w:lang w:val="es-419"/>
         </w:rPr>
-        <w:t xml:space="preserve">        System.</w:t>
+        <w:t xml:space="preserve">        </w:t>
+      </w:r>
+      <w:proofErr w:type="spellStart"/>
+      <w:r>
+        <w:rPr>
+          <w:color w:val="000000" w:themeColor="text1"/>
+          <w:lang w:val="es-419"/>
+        </w:rPr>
+        <w:t>System.</w:t>
       </w:r>
       <w:r>
         <w:rPr>
@@ -951,7 +1360,47 @@
           <w:color w:val="000000" w:themeColor="text1"/>
           <w:lang w:val="es-419"/>
         </w:rPr>
-        <w:t>.println("--- Info Lab: " + nombreLab + " | Capacidad: " + capacidad + " personas ---");</w:t>
+        <w:t>.println</w:t>
+      </w:r>
+      <w:proofErr w:type="spellEnd"/>
+      <w:r>
+        <w:rPr>
+          <w:color w:val="000000" w:themeColor="text1"/>
+          <w:lang w:val="es-419"/>
+        </w:rPr>
+        <w:t xml:space="preserve">("--- </w:t>
+      </w:r>
+      <w:proofErr w:type="spellStart"/>
+      <w:r>
+        <w:rPr>
+          <w:color w:val="000000" w:themeColor="text1"/>
+          <w:lang w:val="es-419"/>
+        </w:rPr>
+        <w:t>Info</w:t>
+      </w:r>
+      <w:proofErr w:type="spellEnd"/>
+      <w:r>
+        <w:rPr>
+          <w:color w:val="000000" w:themeColor="text1"/>
+          <w:lang w:val="es-419"/>
+        </w:rPr>
+        <w:t xml:space="preserve"> Lab: " + </w:t>
+      </w:r>
+      <w:proofErr w:type="spellStart"/>
+      <w:r>
+        <w:rPr>
+          <w:color w:val="000000" w:themeColor="text1"/>
+          <w:lang w:val="es-419"/>
+        </w:rPr>
+        <w:t>nombreLab</w:t>
+      </w:r>
+      <w:proofErr w:type="spellEnd"/>
+      <w:r>
+        <w:rPr>
+          <w:color w:val="000000" w:themeColor="text1"/>
+          <w:lang w:val="es-419"/>
+        </w:rPr>
+        <w:t xml:space="preserve"> + " | Capacidad: " + capacidad + " personas ---");</w:t>
       </w:r>
     </w:p>
     <w:p>
@@ -960,7 +1409,6 @@
         <w:jc w:val="both"/>
         <w:rPr>
           <w:color w:val="000000" w:themeColor="text1"/>
-          <w:lang w:val="en-US"/>
         </w:rPr>
       </w:pPr>
       <w:r>
@@ -973,7 +1421,6 @@
       <w:r>
         <w:rPr>
           <w:color w:val="000000" w:themeColor="text1"/>
-          <w:lang w:val="en-US"/>
         </w:rPr>
         <w:t>}</w:t>
       </w:r>
@@ -984,13 +1431,11 @@
         <w:jc w:val="both"/>
         <w:rPr>
           <w:color w:val="000000" w:themeColor="text1"/>
-          <w:lang w:val="en-US"/>
-        </w:rPr>
-      </w:pPr>
-      <w:r>
-        <w:rPr>
-          <w:color w:val="000000" w:themeColor="text1"/>
-          <w:lang w:val="en-US"/>
+        </w:rPr>
+      </w:pPr>
+      <w:r>
+        <w:rPr>
+          <w:color w:val="000000" w:themeColor="text1"/>
         </w:rPr>
         <w:t>}</w:t>
       </w:r>
@@ -999,13 +1444,11 @@
       <w:pPr>
         <w:rPr>
           <w:color w:val="000000" w:themeColor="text1"/>
-          <w:lang w:val="en-US"/>
-        </w:rPr>
-      </w:pPr>
-      <w:r>
-        <w:rPr>
-          <w:color w:val="000000" w:themeColor="text1"/>
-          <w:lang w:val="en-US"/>
+        </w:rPr>
+      </w:pPr>
+      <w:r>
+        <w:rPr>
+          <w:color w:val="000000" w:themeColor="text1"/>
         </w:rPr>
         <w:br w:type="page"/>
       </w:r>
@@ -1017,7 +1460,6 @@
         <w:rPr>
           <w:color w:val="000000" w:themeColor="text1"/>
           <w:u w:val="single"/>
-          <w:lang w:val="en-US"/>
         </w:rPr>
       </w:pPr>
       <w:r>
@@ -1044,9 +1486,831 @@
         <w:jc w:val="both"/>
         <w:rPr>
           <w:color w:val="000000" w:themeColor="text1"/>
+        </w:rPr>
+      </w:pPr>
+    </w:p>
+    <w:p>
+      <w:pPr>
+        <w:jc w:val="both"/>
+        <w:rPr>
+          <w:color w:val="000000" w:themeColor="text1"/>
+        </w:rPr>
+      </w:pPr>
+      <w:proofErr w:type="spellStart"/>
+      <w:r>
+        <w:rPr>
+          <w:color w:val="000000" w:themeColor="text1"/>
+        </w:rPr>
+        <w:t>package</w:t>
+      </w:r>
+      <w:proofErr w:type="spellEnd"/>
+      <w:r>
+        <w:rPr>
+          <w:color w:val="000000" w:themeColor="text1"/>
+        </w:rPr>
+        <w:t xml:space="preserve"> </w:t>
+      </w:r>
+      <w:proofErr w:type="spellStart"/>
+      <w:r>
+        <w:rPr>
+          <w:color w:val="000000" w:themeColor="text1"/>
+        </w:rPr>
+        <w:t>universidad.principal</w:t>
+      </w:r>
+      <w:proofErr w:type="spellEnd"/>
+      <w:r>
+        <w:rPr>
+          <w:color w:val="000000" w:themeColor="text1"/>
+        </w:rPr>
+        <w:t>;</w:t>
+      </w:r>
+    </w:p>
+    <w:p>
+      <w:pPr>
+        <w:jc w:val="both"/>
+        <w:rPr>
+          <w:color w:val="000000" w:themeColor="text1"/>
+        </w:rPr>
+      </w:pPr>
+    </w:p>
+    <w:p>
+      <w:pPr>
+        <w:jc w:val="both"/>
+        <w:rPr>
+          <w:color w:val="000000" w:themeColor="text1"/>
+        </w:rPr>
+      </w:pPr>
+      <w:proofErr w:type="spellStart"/>
+      <w:r>
+        <w:rPr>
+          <w:color w:val="000000" w:themeColor="text1"/>
+        </w:rPr>
+        <w:t>import</w:t>
+      </w:r>
+      <w:proofErr w:type="spellEnd"/>
+      <w:r>
+        <w:rPr>
+          <w:color w:val="000000" w:themeColor="text1"/>
+        </w:rPr>
+        <w:t xml:space="preserve"> </w:t>
+      </w:r>
+      <w:proofErr w:type="spellStart"/>
+      <w:r>
+        <w:rPr>
+          <w:color w:val="000000" w:themeColor="text1"/>
+        </w:rPr>
+        <w:t>universidad.infraesctructura.Laboratorio</w:t>
+      </w:r>
+      <w:proofErr w:type="spellEnd"/>
+      <w:r>
+        <w:rPr>
+          <w:color w:val="000000" w:themeColor="text1"/>
+        </w:rPr>
+        <w:t>;</w:t>
+      </w:r>
+    </w:p>
+    <w:p>
+      <w:pPr>
+        <w:jc w:val="both"/>
+        <w:rPr>
+          <w:color w:val="000000" w:themeColor="text1"/>
+        </w:rPr>
+      </w:pPr>
+      <w:proofErr w:type="spellStart"/>
+      <w:r>
+        <w:rPr>
+          <w:color w:val="000000" w:themeColor="text1"/>
+        </w:rPr>
+        <w:t>import</w:t>
+      </w:r>
+      <w:proofErr w:type="spellEnd"/>
+      <w:r>
+        <w:rPr>
+          <w:color w:val="000000" w:themeColor="text1"/>
+        </w:rPr>
+        <w:t xml:space="preserve"> </w:t>
+      </w:r>
+      <w:proofErr w:type="spellStart"/>
+      <w:r>
+        <w:rPr>
+          <w:color w:val="000000" w:themeColor="text1"/>
+        </w:rPr>
+        <w:t>universidad.usuarios.Estudiante</w:t>
+      </w:r>
+      <w:proofErr w:type="spellEnd"/>
+      <w:r>
+        <w:rPr>
+          <w:color w:val="000000" w:themeColor="text1"/>
+        </w:rPr>
+        <w:t>;</w:t>
+      </w:r>
+    </w:p>
+    <w:p>
+      <w:pPr>
+        <w:jc w:val="both"/>
+        <w:rPr>
+          <w:color w:val="000000" w:themeColor="text1"/>
+        </w:rPr>
+      </w:pPr>
+    </w:p>
+    <w:p>
+      <w:pPr>
+        <w:jc w:val="both"/>
+        <w:rPr>
+          <w:color w:val="000000" w:themeColor="text1"/>
           <w:lang w:val="en-US"/>
         </w:rPr>
       </w:pPr>
+      <w:r>
+        <w:rPr>
+          <w:color w:val="000000" w:themeColor="text1"/>
+          <w:lang w:val="en-US"/>
+        </w:rPr>
+        <w:t xml:space="preserve">public class </w:t>
+      </w:r>
+      <w:proofErr w:type="spellStart"/>
+      <w:r>
+        <w:rPr>
+          <w:color w:val="000000" w:themeColor="text1"/>
+          <w:lang w:val="en-US"/>
+        </w:rPr>
+        <w:t>SistemaCampus</w:t>
+      </w:r>
+      <w:proofErr w:type="spellEnd"/>
+      <w:r>
+        <w:rPr>
+          <w:color w:val="000000" w:themeColor="text1"/>
+          <w:lang w:val="en-US"/>
+        </w:rPr>
+        <w:t xml:space="preserve"> {</w:t>
+      </w:r>
+    </w:p>
+    <w:p>
+      <w:pPr>
+        <w:jc w:val="both"/>
+        <w:rPr>
+          <w:color w:val="000000" w:themeColor="text1"/>
+          <w:lang w:val="en-US"/>
+        </w:rPr>
+      </w:pPr>
+    </w:p>
+    <w:p>
+      <w:pPr>
+        <w:jc w:val="both"/>
+        <w:rPr>
+          <w:color w:val="000000" w:themeColor="text1"/>
+          <w:lang w:val="en-US"/>
+        </w:rPr>
+      </w:pPr>
+      <w:r>
+        <w:rPr>
+          <w:color w:val="000000" w:themeColor="text1"/>
+          <w:lang w:val="en-US"/>
+        </w:rPr>
+        <w:t xml:space="preserve">    public static void main(String[] args) {</w:t>
+      </w:r>
+    </w:p>
+    <w:p>
+      <w:pPr>
+        <w:jc w:val="both"/>
+        <w:rPr>
+          <w:color w:val="000000" w:themeColor="text1"/>
+        </w:rPr>
+      </w:pPr>
+      <w:r>
+        <w:rPr>
+          <w:color w:val="000000" w:themeColor="text1"/>
+          <w:lang w:val="en-US"/>
+        </w:rPr>
+        <w:t xml:space="preserve">        </w:t>
+      </w:r>
+      <w:r>
+        <w:rPr>
+          <w:color w:val="000000" w:themeColor="text1"/>
+        </w:rPr>
+        <w:t>Estudiante estudiante1 = new Estudiante("Carlos Pérez","","</w:t>
+      </w:r>
+      <w:proofErr w:type="spellStart"/>
+      <w:r>
+        <w:rPr>
+          <w:color w:val="000000" w:themeColor="text1"/>
+        </w:rPr>
+        <w:t>Ingenieria</w:t>
+      </w:r>
+      <w:proofErr w:type="spellEnd"/>
+      <w:r>
+        <w:rPr>
+          <w:color w:val="000000" w:themeColor="text1"/>
+        </w:rPr>
+        <w:t xml:space="preserve"> en Sistemas", 2);</w:t>
+      </w:r>
+    </w:p>
+    <w:p>
+      <w:pPr>
+        <w:jc w:val="both"/>
+        <w:rPr>
+          <w:color w:val="000000" w:themeColor="text1"/>
+        </w:rPr>
+      </w:pPr>
+      <w:r>
+        <w:rPr>
+          <w:color w:val="000000" w:themeColor="text1"/>
+        </w:rPr>
+        <w:t xml:space="preserve">        Estudiante estudiante2 = new Estudiante("María López", "", "Medicina",4);</w:t>
+      </w:r>
+    </w:p>
+    <w:p>
+      <w:pPr>
+        <w:jc w:val="both"/>
+        <w:rPr>
+          <w:color w:val="000000" w:themeColor="text1"/>
+        </w:rPr>
+      </w:pPr>
+    </w:p>
+    <w:p>
+      <w:pPr>
+        <w:jc w:val="both"/>
+        <w:rPr>
+          <w:color w:val="000000" w:themeColor="text1"/>
+        </w:rPr>
+      </w:pPr>
+      <w:r>
+        <w:rPr>
+          <w:color w:val="000000" w:themeColor="text1"/>
+        </w:rPr>
+        <w:t xml:space="preserve">        Laboratorio </w:t>
+      </w:r>
+      <w:proofErr w:type="spellStart"/>
+      <w:r>
+        <w:rPr>
+          <w:color w:val="000000" w:themeColor="text1"/>
+        </w:rPr>
+        <w:t>laboratorio</w:t>
+      </w:r>
+      <w:proofErr w:type="spellEnd"/>
+      <w:r>
+        <w:rPr>
+          <w:color w:val="000000" w:themeColor="text1"/>
+        </w:rPr>
+        <w:t xml:space="preserve"> = new Laboratorio("Laboratorio de Computación", 30);</w:t>
+      </w:r>
+    </w:p>
+    <w:p>
+      <w:pPr>
+        <w:jc w:val="both"/>
+        <w:rPr>
+          <w:color w:val="000000" w:themeColor="text1"/>
+        </w:rPr>
+      </w:pPr>
+    </w:p>
+    <w:p>
+      <w:pPr>
+        <w:jc w:val="both"/>
+        <w:rPr>
+          <w:color w:val="000000" w:themeColor="text1"/>
+        </w:rPr>
+      </w:pPr>
+      <w:r>
+        <w:rPr>
+          <w:color w:val="000000" w:themeColor="text1"/>
+        </w:rPr>
+        <w:t xml:space="preserve">        </w:t>
+      </w:r>
+      <w:proofErr w:type="spellStart"/>
+      <w:r>
+        <w:rPr>
+          <w:color w:val="000000" w:themeColor="text1"/>
+        </w:rPr>
+        <w:t>laboratorio.mostrarInformacion</w:t>
+      </w:r>
+      <w:proofErr w:type="spellEnd"/>
+      <w:r>
+        <w:rPr>
+          <w:color w:val="000000" w:themeColor="text1"/>
+        </w:rPr>
+        <w:t>();</w:t>
+      </w:r>
+    </w:p>
+    <w:p>
+      <w:pPr>
+        <w:jc w:val="both"/>
+        <w:rPr>
+          <w:color w:val="000000" w:themeColor="text1"/>
+        </w:rPr>
+      </w:pPr>
+      <w:r>
+        <w:rPr>
+          <w:color w:val="000000" w:themeColor="text1"/>
+        </w:rPr>
+        <w:t xml:space="preserve">        </w:t>
+      </w:r>
+      <w:proofErr w:type="spellStart"/>
+      <w:r>
+        <w:rPr>
+          <w:color w:val="000000" w:themeColor="text1"/>
+        </w:rPr>
+        <w:t>laboratorio.abrirLaboratorio</w:t>
+      </w:r>
+      <w:proofErr w:type="spellEnd"/>
+      <w:r>
+        <w:rPr>
+          <w:color w:val="000000" w:themeColor="text1"/>
+        </w:rPr>
+        <w:t>();</w:t>
+      </w:r>
+    </w:p>
+    <w:p>
+      <w:pPr>
+        <w:jc w:val="both"/>
+        <w:rPr>
+          <w:color w:val="000000" w:themeColor="text1"/>
+        </w:rPr>
+      </w:pPr>
+      <w:r>
+        <w:rPr>
+          <w:color w:val="000000" w:themeColor="text1"/>
+        </w:rPr>
+        <w:t xml:space="preserve">        estudiante1.presentarse();</w:t>
+      </w:r>
+    </w:p>
+    <w:p>
+      <w:pPr>
+        <w:jc w:val="both"/>
+        <w:rPr>
+          <w:color w:val="000000" w:themeColor="text1"/>
+        </w:rPr>
+      </w:pPr>
+      <w:r>
+        <w:rPr>
+          <w:color w:val="000000" w:themeColor="text1"/>
+        </w:rPr>
+        <w:t xml:space="preserve">        estudiante1.estudiar();</w:t>
+      </w:r>
+    </w:p>
+    <w:p>
+      <w:pPr>
+        <w:jc w:val="both"/>
+        <w:rPr>
+          <w:color w:val="000000" w:themeColor="text1"/>
+        </w:rPr>
+      </w:pPr>
+      <w:r>
+        <w:rPr>
+          <w:color w:val="000000" w:themeColor="text1"/>
+        </w:rPr>
+        <w:t xml:space="preserve">        estudiante2.presentarse();</w:t>
+      </w:r>
+    </w:p>
+    <w:p>
+      <w:pPr>
+        <w:jc w:val="both"/>
+        <w:rPr>
+          <w:color w:val="000000" w:themeColor="text1"/>
+        </w:rPr>
+      </w:pPr>
+      <w:r>
+        <w:rPr>
+          <w:color w:val="000000" w:themeColor="text1"/>
+        </w:rPr>
+        <w:t xml:space="preserve">    }</w:t>
+      </w:r>
+    </w:p>
+    <w:p>
+      <w:pPr>
+        <w:jc w:val="both"/>
+        <w:rPr>
+          <w:color w:val="000000" w:themeColor="text1"/>
+        </w:rPr>
+      </w:pPr>
+      <w:r>
+        <w:rPr>
+          <w:color w:val="000000" w:themeColor="text1"/>
+        </w:rPr>
+        <w:t>}</w:t>
+      </w:r>
+    </w:p>
+    <w:p>
+      <w:pPr>
+        <w:jc w:val="both"/>
+        <w:rPr>
+          <w:color w:val="000000" w:themeColor="text1"/>
+        </w:rPr>
+      </w:pPr>
+    </w:p>
+    <w:p>
+      <w:pPr>
+        <w:jc w:val="both"/>
+        <w:rPr>
+          <w:color w:val="000000" w:themeColor="text1"/>
+        </w:rPr>
+      </w:pPr>
+      <w:r>
+        <w:rPr>
+          <w:color w:val="000000" w:themeColor="text1"/>
+        </w:rPr>
+        <w:t>POM</w:t>
+      </w:r>
+    </w:p>
+    <w:p>
+      <w:pPr>
+        <w:jc w:val="both"/>
+        <w:rPr>
+          <w:color w:val="000000" w:themeColor="text1"/>
+          <w:lang w:val="en-US"/>
+        </w:rPr>
+      </w:pPr>
+      <w:r>
+        <w:rPr>
+          <w:color w:val="000000" w:themeColor="text1"/>
+          <w:lang w:val="en-US"/>
+        </w:rPr>
+        <w:t>&lt;project xmlns="http://maven.apache.org/POM/4.0.0"</w:t>
+      </w:r>
+    </w:p>
+    <w:p>
+      <w:pPr>
+        <w:jc w:val="both"/>
+        <w:rPr>
+          <w:color w:val="000000" w:themeColor="text1"/>
+          <w:lang w:val="en-US"/>
+        </w:rPr>
+      </w:pPr>
+      <w:r>
+        <w:rPr>
+          <w:color w:val="000000" w:themeColor="text1"/>
+          <w:lang w:val="en-US"/>
+        </w:rPr>
+        <w:lastRenderedPageBreak/>
+        <w:t xml:space="preserve">         xmlns:xsi="http://www.w3.org/2001/XMLSchema-instance"</w:t>
+      </w:r>
+    </w:p>
+    <w:p>
+      <w:pPr>
+        <w:jc w:val="both"/>
+        <w:rPr>
+          <w:color w:val="000000" w:themeColor="text1"/>
+          <w:lang w:val="en-US"/>
+        </w:rPr>
+      </w:pPr>
+      <w:r>
+        <w:rPr>
+          <w:color w:val="000000" w:themeColor="text1"/>
+          <w:lang w:val="en-US"/>
+        </w:rPr>
+        <w:t xml:space="preserve">         xsi:schemaLocation="http://maven.apache.org/POM/4.0.0 </w:t>
+      </w:r>
+    </w:p>
+    <w:p>
+      <w:pPr>
+        <w:jc w:val="both"/>
+        <w:rPr>
+          <w:color w:val="000000" w:themeColor="text1"/>
+          <w:lang w:val="en-US"/>
+        </w:rPr>
+      </w:pPr>
+      <w:r>
+        <w:rPr>
+          <w:color w:val="000000" w:themeColor="text1"/>
+          <w:lang w:val="en-US"/>
+        </w:rPr>
+        <w:t xml:space="preserve">                             </w:t>
+      </w:r>
+      <w:r>
+        <w:rPr>
+          <w:color w:val="000000" w:themeColor="text1"/>
+          <w:u w:val="single"/>
+          <w:lang w:val="en-US"/>
+        </w:rPr>
+        <w:t>http://maven.apache.org/xsd/maven-4.0.0.xsd</w:t>
+      </w:r>
+      <w:r>
+        <w:rPr>
+          <w:color w:val="000000" w:themeColor="text1"/>
+          <w:lang w:val="en-US"/>
+        </w:rPr>
+        <w:t>"&gt;</w:t>
+      </w:r>
+    </w:p>
+    <w:p>
+      <w:pPr>
+        <w:jc w:val="both"/>
+        <w:rPr>
+          <w:color w:val="000000" w:themeColor="text1"/>
+          <w:lang w:val="en-US"/>
+        </w:rPr>
+      </w:pPr>
+      <w:r>
+        <w:rPr>
+          <w:color w:val="000000" w:themeColor="text1"/>
+          <w:lang w:val="en-US"/>
+        </w:rPr>
+        <w:t xml:space="preserve">    &lt;modelVersion&gt;4.0.0&lt;/modelVersion&gt;</w:t>
+      </w:r>
+    </w:p>
+    <w:p>
+      <w:pPr>
+        <w:jc w:val="both"/>
+        <w:rPr>
+          <w:color w:val="000000" w:themeColor="text1"/>
+          <w:lang w:val="en-US"/>
+        </w:rPr>
+      </w:pPr>
+      <w:r>
+        <w:rPr>
+          <w:color w:val="000000" w:themeColor="text1"/>
+          <w:lang w:val="en-US"/>
+        </w:rPr>
+        <w:t xml:space="preserve">  &lt;groupId&gt;universidad.com&lt;/groupId&gt;</w:t>
+      </w:r>
+    </w:p>
+    <w:p>
+      <w:pPr>
+        <w:jc w:val="both"/>
+        <w:rPr>
+          <w:color w:val="000000" w:themeColor="text1"/>
+          <w:lang w:val="en-US"/>
+        </w:rPr>
+      </w:pPr>
+      <w:r>
+        <w:rPr>
+          <w:color w:val="000000" w:themeColor="text1"/>
+          <w:lang w:val="en-US"/>
+        </w:rPr>
+        <w:t xml:space="preserve">  &lt;artifactId&gt;principal&lt;/artifactId&gt;</w:t>
+      </w:r>
+    </w:p>
+    <w:p>
+      <w:pPr>
+        <w:jc w:val="both"/>
+        <w:rPr>
+          <w:color w:val="000000" w:themeColor="text1"/>
+          <w:lang w:val="en-US"/>
+        </w:rPr>
+      </w:pPr>
+      <w:r>
+        <w:rPr>
+          <w:color w:val="000000" w:themeColor="text1"/>
+          <w:lang w:val="en-US"/>
+        </w:rPr>
+        <w:t xml:space="preserve">  &lt;version&gt;0.0.1-SNAPSHOT&lt;/version&gt;</w:t>
+      </w:r>
+    </w:p>
+    <w:p>
+      <w:pPr>
+        <w:jc w:val="both"/>
+        <w:rPr>
+          <w:color w:val="000000" w:themeColor="text1"/>
+          <w:lang w:val="en-US"/>
+        </w:rPr>
+      </w:pPr>
+      <w:r>
+        <w:rPr>
+          <w:color w:val="000000" w:themeColor="text1"/>
+          <w:lang w:val="en-US"/>
+        </w:rPr>
+        <w:t xml:space="preserve">  &lt;packaging&gt;jar&lt;/packaging&gt;</w:t>
+      </w:r>
+    </w:p>
+    <w:p>
+      <w:pPr>
+        <w:jc w:val="both"/>
+        <w:rPr>
+          <w:color w:val="000000" w:themeColor="text1"/>
+          <w:lang w:val="en-US"/>
+        </w:rPr>
+      </w:pPr>
+      <w:r>
+        <w:rPr>
+          <w:color w:val="000000" w:themeColor="text1"/>
+          <w:lang w:val="en-US"/>
+        </w:rPr>
+        <w:t xml:space="preserve">  &lt;dependencies&gt;</w:t>
+      </w:r>
+    </w:p>
+    <w:p>
+      <w:pPr>
+        <w:jc w:val="both"/>
+        <w:rPr>
+          <w:color w:val="000000" w:themeColor="text1"/>
+          <w:lang w:val="en-US"/>
+        </w:rPr>
+      </w:pPr>
+      <w:r>
+        <w:rPr>
+          <w:color w:val="000000" w:themeColor="text1"/>
+          <w:lang w:val="en-US"/>
+        </w:rPr>
+        <w:t xml:space="preserve">    &lt;dependency&gt;</w:t>
+      </w:r>
+    </w:p>
+    <w:p>
+      <w:pPr>
+        <w:jc w:val="both"/>
+        <w:rPr>
+          <w:color w:val="000000" w:themeColor="text1"/>
+          <w:lang w:val="en-US"/>
+        </w:rPr>
+      </w:pPr>
+      <w:r>
+        <w:rPr>
+          <w:color w:val="000000" w:themeColor="text1"/>
+          <w:lang w:val="en-US"/>
+        </w:rPr>
+        <w:t xml:space="preserve">        &lt;groupId&gt;universidad&lt;/groupId&gt;</w:t>
+      </w:r>
+    </w:p>
+    <w:p>
+      <w:pPr>
+        <w:jc w:val="both"/>
+        <w:rPr>
+          <w:color w:val="000000" w:themeColor="text1"/>
+          <w:lang w:val="en-US"/>
+        </w:rPr>
+      </w:pPr>
+      <w:r>
+        <w:rPr>
+          <w:color w:val="000000" w:themeColor="text1"/>
+          <w:lang w:val="en-US"/>
+        </w:rPr>
+        <w:t xml:space="preserve">        &lt;artifactId&gt;estudiantes&lt;/artifactId&gt;</w:t>
+      </w:r>
+    </w:p>
+    <w:p>
+      <w:pPr>
+        <w:jc w:val="both"/>
+        <w:rPr>
+          <w:color w:val="000000" w:themeColor="text1"/>
+          <w:lang w:val="en-US"/>
+        </w:rPr>
+      </w:pPr>
+      <w:r>
+        <w:rPr>
+          <w:color w:val="000000" w:themeColor="text1"/>
+          <w:lang w:val="en-US"/>
+        </w:rPr>
+        <w:t xml:space="preserve">        &lt;version&gt;1.0.0&lt;/version&gt;</w:t>
+      </w:r>
+    </w:p>
+    <w:p>
+      <w:pPr>
+        <w:jc w:val="both"/>
+        <w:rPr>
+          <w:color w:val="000000" w:themeColor="text1"/>
+          <w:lang w:val="en-US"/>
+        </w:rPr>
+      </w:pPr>
+      <w:r>
+        <w:rPr>
+          <w:color w:val="000000" w:themeColor="text1"/>
+          <w:lang w:val="en-US"/>
+        </w:rPr>
+        <w:t xml:space="preserve">    &lt;/dependency&gt;</w:t>
+      </w:r>
+    </w:p>
+    <w:p>
+      <w:pPr>
+        <w:jc w:val="both"/>
+        <w:rPr>
+          <w:color w:val="000000" w:themeColor="text1"/>
+          <w:lang w:val="en-US"/>
+        </w:rPr>
+      </w:pPr>
+    </w:p>
+    <w:p>
+      <w:pPr>
+        <w:jc w:val="both"/>
+        <w:rPr>
+          <w:color w:val="000000" w:themeColor="text1"/>
+          <w:lang w:val="en-US"/>
+        </w:rPr>
+      </w:pPr>
+      <w:r>
+        <w:rPr>
+          <w:color w:val="000000" w:themeColor="text1"/>
+          <w:lang w:val="en-US"/>
+        </w:rPr>
+        <w:t xml:space="preserve">    &lt;dependency&gt;</w:t>
+      </w:r>
+    </w:p>
+    <w:p>
+      <w:pPr>
+        <w:jc w:val="both"/>
+        <w:rPr>
+          <w:color w:val="000000" w:themeColor="text1"/>
+          <w:lang w:val="en-US"/>
+        </w:rPr>
+      </w:pPr>
+      <w:r>
+        <w:rPr>
+          <w:color w:val="000000" w:themeColor="text1"/>
+          <w:lang w:val="en-US"/>
+        </w:rPr>
+        <w:t xml:space="preserve">        &lt;groupId&gt;universidad&lt;/groupId&gt;</w:t>
+      </w:r>
+    </w:p>
+    <w:p>
+      <w:pPr>
+        <w:jc w:val="both"/>
+        <w:rPr>
+          <w:color w:val="000000" w:themeColor="text1"/>
+          <w:lang w:val="en-US"/>
+        </w:rPr>
+      </w:pPr>
+      <w:r>
+        <w:rPr>
+          <w:color w:val="000000" w:themeColor="text1"/>
+          <w:lang w:val="en-US"/>
+        </w:rPr>
+        <w:t xml:space="preserve">        &lt;artifactId&gt;infraesctructura&lt;/artifactId&gt;</w:t>
+      </w:r>
+    </w:p>
+    <w:p>
+      <w:pPr>
+        <w:jc w:val="both"/>
+        <w:rPr>
+          <w:color w:val="000000" w:themeColor="text1"/>
+          <w:lang w:val="en-US"/>
+        </w:rPr>
+      </w:pPr>
+      <w:r>
+        <w:rPr>
+          <w:color w:val="000000" w:themeColor="text1"/>
+          <w:lang w:val="en-US"/>
+        </w:rPr>
+        <w:t xml:space="preserve">        &lt;version&gt;0.0.1-SNAPSHOT&lt;/version&gt;</w:t>
+      </w:r>
+    </w:p>
+    <w:p>
+      <w:pPr>
+        <w:jc w:val="both"/>
+        <w:rPr>
+          <w:color w:val="000000" w:themeColor="text1"/>
+          <w:lang w:val="en-US"/>
+        </w:rPr>
+      </w:pPr>
+      <w:r>
+        <w:rPr>
+          <w:color w:val="000000" w:themeColor="text1"/>
+          <w:lang w:val="en-US"/>
+        </w:rPr>
+        <w:t xml:space="preserve">    &lt;/dependency&gt;</w:t>
+      </w:r>
+    </w:p>
+    <w:p>
+      <w:pPr>
+        <w:jc w:val="both"/>
+        <w:rPr>
+          <w:color w:val="000000" w:themeColor="text1"/>
+        </w:rPr>
+      </w:pPr>
+      <w:r>
+        <w:rPr>
+          <w:color w:val="000000" w:themeColor="text1"/>
+        </w:rPr>
+        <w:t>&lt;/</w:t>
+      </w:r>
+      <w:proofErr w:type="spellStart"/>
+      <w:r>
+        <w:rPr>
+          <w:color w:val="000000" w:themeColor="text1"/>
+        </w:rPr>
+        <w:t>dependencies</w:t>
+      </w:r>
+      <w:proofErr w:type="spellEnd"/>
+      <w:r>
+        <w:rPr>
+          <w:color w:val="000000" w:themeColor="text1"/>
+        </w:rPr>
+        <w:t>&gt;</w:t>
+      </w:r>
+    </w:p>
+    <w:p>
+      <w:pPr>
+        <w:jc w:val="both"/>
+        <w:rPr>
+          <w:color w:val="000000" w:themeColor="text1"/>
+        </w:rPr>
+      </w:pPr>
+      <w:r>
+        <w:rPr>
+          <w:color w:val="000000" w:themeColor="text1"/>
+        </w:rPr>
+        <w:t>&lt;/</w:t>
+      </w:r>
+      <w:proofErr w:type="spellStart"/>
+      <w:r>
+        <w:rPr>
+          <w:color w:val="000000" w:themeColor="text1"/>
+        </w:rPr>
+        <w:t>project</w:t>
+      </w:r>
+      <w:proofErr w:type="spellEnd"/>
+      <w:r>
+        <w:rPr>
+          <w:color w:val="000000" w:themeColor="text1"/>
+        </w:rPr>
+        <w:t>&gt;</w:t>
+      </w:r>
     </w:p>
     <w:p>
       <w:pPr>
@@ -2763,7 +4027,7 @@
       <w:szCs w:val="18"/>
     </w:rPr>
   </w:style>
-  <w:style w:type="character" w:styleId="Textoennegrita">
+  <w:style w:type="character" w:styleId="Fuerte">
     <w:name w:val="Strong"/>
     <w:basedOn w:val="Fuentedeprrafopredeter"/>
     <w:uiPriority w:val="22"/>
